--- a/site/retreat-talks/S04E08_Karma_Specific_Conditionality_the_Five_Laws_ethical_behaviou.docx
+++ b/site/retreat-talks/S04E08_Karma_Specific_Conditionality_the_Five_Laws_ethical_behaviou.docx
@@ -9,7 +9,7 @@
           <w:b/>
           <w:sz w:val="44"/>
         </w:rPr>
-        <w:t>Kamma, Specific Conditionality, the Five Laws, Ethical Behaviour, Social Kamma &amp; Neoliberalism</w:t>
+        <w:t>Karma Specific Conditionality the Five Laws ethical behaviour social karma Neoliberalism</w:t>
       </w:r>
     </w:p>
     <w:p>
